--- a/reports/livrables/06_Note_de_Faisabilite.docx
+++ b/reports/livrables/06_Note_de_Faisabilite.docx
@@ -309,6 +309,57 @@
           <w:szCs w:val="26"/>
         </w:rPr>
         <w:t xml:space="preserve">1.1. Recommandation principale</w:t>
+      </w:r>
+    </w:p>
+    <w:p>
+      <w:pPr>
+        <w:jc w:val="center"/>
+      </w:pPr>
+      <w:r>
+        <w:drawing>
+          <wp:inline xmlns:a="http://schemas.openxmlformats.org/drawingml/2006/main" xmlns:pic="http://schemas.openxmlformats.org/drawingml/2006/picture">
+            <wp:extent cx="5303520" cy="1732894"/>
+            <wp:docPr id="1" name="Picture 1"/>
+            <wp:cNvGraphicFramePr>
+              <a:graphicFrameLocks noChangeAspect="1"/>
+            </wp:cNvGraphicFramePr>
+            <a:graphic>
+              <a:graphicData uri="http://schemas.openxmlformats.org/drawingml/2006/picture">
+                <pic:pic>
+                  <pic:nvPicPr>
+                    <pic:cNvPr id="0" name="01_dashboard_home_kpis.png"/>
+                    <pic:cNvPicPr/>
+                  </pic:nvPicPr>
+                  <pic:blipFill>
+                    <a:blip r:embed="rId10"/>
+                    <a:stretch>
+                      <a:fillRect/>
+                    </a:stretch>
+                  </pic:blipFill>
+                  <pic:spPr>
+                    <a:xfrm>
+                      <a:off x="0" y="0"/>
+                      <a:ext cx="5303520" cy="1732894"/>
+                    </a:xfrm>
+                    <a:prstGeom prst="rect"/>
+                  </pic:spPr>
+                </pic:pic>
+              </a:graphicData>
+            </a:graphic>
+          </wp:inline>
+        </w:drawing>
+      </w:r>
+    </w:p>
+    <w:p>
+      <w:pPr>
+        <w:jc w:val="center"/>
+      </w:pPr>
+      <w:r>
+        <w:rPr>
+          <w:i/>
+          <w:sz w:val="18"/>
+        </w:rPr>
+        <w:t>Figure - Vue synthetique du PoC : dashboard Groupe avec indicateurs consolides, perimetre FR-01 + ES-01</w:t>
       </w:r>
     </w:p>
     <w:p>
@@ -1103,6 +1154,57 @@
     </w:p>
     <w:p>
       <w:pPr>
+        <w:jc w:val="center"/>
+      </w:pPr>
+      <w:r>
+        <w:drawing>
+          <wp:inline xmlns:a="http://schemas.openxmlformats.org/drawingml/2006/main" xmlns:pic="http://schemas.openxmlformats.org/drawingml/2006/picture">
+            <wp:extent cx="5303520" cy="2857323"/>
+            <wp:docPr id="2" name="Picture 2"/>
+            <wp:cNvGraphicFramePr>
+              <a:graphicFrameLocks noChangeAspect="1"/>
+            </wp:cNvGraphicFramePr>
+            <a:graphic>
+              <a:graphicData uri="http://schemas.openxmlformats.org/drawingml/2006/picture">
+                <pic:pic>
+                  <pic:nvPicPr>
+                    <pic:cNvPr id="0" name="28_github_repo_mspr.png"/>
+                    <pic:cNvPicPr/>
+                  </pic:nvPicPr>
+                  <pic:blipFill>
+                    <a:blip r:embed="rId11"/>
+                    <a:stretch>
+                      <a:fillRect/>
+                    </a:stretch>
+                  </pic:blipFill>
+                  <pic:spPr>
+                    <a:xfrm>
+                      <a:off x="0" y="0"/>
+                      <a:ext cx="5303520" cy="2857323"/>
+                    </a:xfrm>
+                    <a:prstGeom prst="rect"/>
+                  </pic:spPr>
+                </pic:pic>
+              </a:graphicData>
+            </a:graphic>
+          </wp:inline>
+        </w:drawing>
+      </w:r>
+    </w:p>
+    <w:p>
+      <w:pPr>
+        <w:jc w:val="center"/>
+      </w:pPr>
+      <w:r>
+        <w:rPr>
+          <w:i/>
+          <w:sz w:val="18"/>
+        </w:rPr>
+        <w:t>Figure - Architecture validee : depot de code complet sur GitHub (notebooks, dashboards, livrables, data) avec gouvernance technique</w:t>
+      </w:r>
+    </w:p>
+    <w:p>
+      <w:pPr>
         <w:spacing w:after="120" w:line="300"/>
         <w:jc w:val="both"/>
       </w:pPr>
@@ -1184,6 +1286,57 @@
           <w:szCs w:val="26"/>
         </w:rPr>
         <w:t xml:space="preserve">2.2. Chaine de donnees testee</w:t>
+      </w:r>
+    </w:p>
+    <w:p>
+      <w:pPr>
+        <w:jc w:val="center"/>
+      </w:pPr>
+      <w:r>
+        <w:drawing>
+          <wp:inline xmlns:a="http://schemas.openxmlformats.org/drawingml/2006/main" xmlns:pic="http://schemas.openxmlformats.org/drawingml/2006/picture">
+            <wp:extent cx="5303520" cy="1715935"/>
+            <wp:docPr id="3" name="Picture 3"/>
+            <wp:cNvGraphicFramePr>
+              <a:graphicFrameLocks noChangeAspect="1"/>
+            </wp:cNvGraphicFramePr>
+            <a:graphic>
+              <a:graphicData uri="http://schemas.openxmlformats.org/drawingml/2006/picture">
+                <pic:pic>
+                  <pic:nvPicPr>
+                    <pic:cNvPr id="0" name="17_dashboard_qualite_comparatif.png"/>
+                    <pic:cNvPicPr/>
+                  </pic:nvPicPr>
+                  <pic:blipFill>
+                    <a:blip r:embed="rId12"/>
+                    <a:stretch>
+                      <a:fillRect/>
+                    </a:stretch>
+                  </pic:blipFill>
+                  <pic:spPr>
+                    <a:xfrm>
+                      <a:off x="0" y="0"/>
+                      <a:ext cx="5303520" cy="1715935"/>
+                    </a:xfrm>
+                    <a:prstGeom prst="rect"/>
+                  </pic:spPr>
+                </pic:pic>
+              </a:graphicData>
+            </a:graphic>
+          </wp:inline>
+        </w:drawing>
+      </w:r>
+    </w:p>
+    <w:p>
+      <w:pPr>
+        <w:jc w:val="center"/>
+      </w:pPr>
+      <w:r>
+        <w:rPr>
+          <w:i/>
+          <w:sz w:val="18"/>
+        </w:rPr>
+        <w:t>Figure - Chaine de donnees testee : pipeline bronze -&gt; silver -&gt; gold operationnel, completude passee a 100 %</w:t>
       </w:r>
     </w:p>
     <w:p>
@@ -2056,6 +2209,108 @@
     </w:p>
     <w:p>
       <w:pPr>
+        <w:jc w:val="center"/>
+      </w:pPr>
+      <w:r>
+        <w:drawing>
+          <wp:inline xmlns:a="http://schemas.openxmlformats.org/drawingml/2006/main" xmlns:pic="http://schemas.openxmlformats.org/drawingml/2006/picture">
+            <wp:extent cx="5303520" cy="4273267"/>
+            <wp:docPr id="5" name="Picture 5"/>
+            <wp:cNvGraphicFramePr>
+              <a:graphicFrameLocks noChangeAspect="1"/>
+            </wp:cNvGraphicFramePr>
+            <a:graphic>
+              <a:graphicData uri="http://schemas.openxmlformats.org/drawingml/2006/picture">
+                <pic:pic>
+                  <pic:nvPicPr>
+                    <pic:cNvPr id="0" name="25_notebook_matrice_confusion_xgb.png"/>
+                    <pic:cNvPicPr/>
+                  </pic:nvPicPr>
+                  <pic:blipFill>
+                    <a:blip r:embed="rId14"/>
+                    <a:stretch>
+                      <a:fillRect/>
+                    </a:stretch>
+                  </pic:blipFill>
+                  <pic:spPr>
+                    <a:xfrm>
+                      <a:off x="0" y="0"/>
+                      <a:ext cx="5303520" cy="4273267"/>
+                    </a:xfrm>
+                    <a:prstGeom prst="rect"/>
+                  </pic:spPr>
+                </pic:pic>
+              </a:graphicData>
+            </a:graphic>
+          </wp:inline>
+        </w:drawing>
+      </w:r>
+    </w:p>
+    <w:p>
+      <w:pPr>
+        <w:jc w:val="center"/>
+      </w:pPr>
+      <w:r>
+        <w:rPr>
+          <w:i/>
+          <w:sz w:val="18"/>
+        </w:rPr>
+        <w:t>Figure - Matrice de confusion XGBoost : 43 pannes correctement detectees sur 66 reelles (recall 65,2 %), 21 fausses alertes sur 1 948 negatifs</w:t>
+      </w:r>
+    </w:p>
+    <w:p>
+      <w:pPr>
+        <w:jc w:val="center"/>
+      </w:pPr>
+      <w:r>
+        <w:drawing>
+          <wp:inline xmlns:a="http://schemas.openxmlformats.org/drawingml/2006/main" xmlns:pic="http://schemas.openxmlformats.org/drawingml/2006/picture">
+            <wp:extent cx="5303520" cy="1708227"/>
+            <wp:docPr id="4" name="Picture 4"/>
+            <wp:cNvGraphicFramePr>
+              <a:graphicFrameLocks noChangeAspect="1"/>
+            </wp:cNvGraphicFramePr>
+            <a:graphic>
+              <a:graphicData uri="http://schemas.openxmlformats.org/drawingml/2006/picture">
+                <pic:pic>
+                  <pic:nvPicPr>
+                    <pic:cNvPr id="0" name="11_dashboard_ia_benchmark_modeles.png"/>
+                    <pic:cNvPicPr/>
+                  </pic:nvPicPr>
+                  <pic:blipFill>
+                    <a:blip r:embed="rId13"/>
+                    <a:stretch>
+                      <a:fillRect/>
+                    </a:stretch>
+                  </pic:blipFill>
+                  <pic:spPr>
+                    <a:xfrm>
+                      <a:off x="0" y="0"/>
+                      <a:ext cx="5303520" cy="1708227"/>
+                    </a:xfrm>
+                    <a:prstGeom prst="rect"/>
+                  </pic:spPr>
+                </pic:pic>
+              </a:graphicData>
+            </a:graphic>
+          </wp:inline>
+        </w:drawing>
+      </w:r>
+    </w:p>
+    <w:p>
+      <w:pPr>
+        <w:jc w:val="center"/>
+      </w:pPr>
+      <w:r>
+        <w:rPr>
+          <w:i/>
+          <w:sz w:val="18"/>
+        </w:rPr>
+        <w:t>Figure - Performance du modele ML : PR-AUC 0,705 pour XGBoost, soit un depassement de 41 % du seuil MSPR (0,5)</w:t>
+      </w:r>
+    </w:p>
+    <w:p>
+      <w:pPr>
         <w:spacing w:after="120" w:line="300"/>
         <w:jc w:val="both"/>
       </w:pPr>
@@ -2971,6 +3226,57 @@
     </w:p>
     <w:p>
       <w:pPr>
+        <w:jc w:val="center"/>
+      </w:pPr>
+      <w:r>
+        <w:drawing>
+          <wp:inline xmlns:a="http://schemas.openxmlformats.org/drawingml/2006/main" xmlns:pic="http://schemas.openxmlformats.org/drawingml/2006/picture">
+            <wp:extent cx="5303520" cy="1714394"/>
+            <wp:docPr id="6" name="Picture 6"/>
+            <wp:cNvGraphicFramePr>
+              <a:graphicFrameLocks noChangeAspect="1"/>
+            </wp:cNvGraphicFramePr>
+            <a:graphic>
+              <a:graphicData uri="http://schemas.openxmlformats.org/drawingml/2006/picture">
+                <pic:pic>
+                  <pic:nvPicPr>
+                    <pic:cNvPr id="0" name="12_dashboard_ia_test_modele.png"/>
+                    <pic:cNvPicPr/>
+                  </pic:nvPicPr>
+                  <pic:blipFill>
+                    <a:blip r:embed="rId15"/>
+                    <a:stretch>
+                      <a:fillRect/>
+                    </a:stretch>
+                  </pic:blipFill>
+                  <pic:spPr>
+                    <a:xfrm>
+                      <a:off x="0" y="0"/>
+                      <a:ext cx="5303520" cy="1714394"/>
+                    </a:xfrm>
+                    <a:prstGeom prst="rect"/>
+                  </pic:spPr>
+                </pic:pic>
+              </a:graphicData>
+            </a:graphic>
+          </wp:inline>
+        </w:drawing>
+      </w:r>
+    </w:p>
+    <w:p>
+      <w:pPr>
+        <w:jc w:val="center"/>
+      </w:pPr>
+      <w:r>
+        <w:rPr>
+          <w:i/>
+          <w:sz w:val="18"/>
+        </w:rPr>
+        <w:t>Figure - Interface de test adaptee au profil qualite / maintenance : sliders intuitifs, prediction en direct</w:t>
+      </w:r>
+    </w:p>
+    <w:p>
+      <w:pPr>
         <w:spacing w:after="120" w:line="300"/>
         <w:jc w:val="both"/>
       </w:pPr>
@@ -6071,6 +6377,57 @@
           <w:szCs w:val="26"/>
         </w:rPr>
         <w:t xml:space="preserve">6.1. Phases d'industrialisation</w:t>
+      </w:r>
+    </w:p>
+    <w:p>
+      <w:pPr>
+        <w:jc w:val="center"/>
+      </w:pPr>
+      <w:r>
+        <w:drawing>
+          <wp:inline xmlns:a="http://schemas.openxmlformats.org/drawingml/2006/main" xmlns:pic="http://schemas.openxmlformats.org/drawingml/2006/picture">
+            <wp:extent cx="5303520" cy="1728772"/>
+            <wp:docPr id="7" name="Picture 7"/>
+            <wp:cNvGraphicFramePr>
+              <a:graphicFrameLocks noChangeAspect="1"/>
+            </wp:cNvGraphicFramePr>
+            <a:graphic>
+              <a:graphicData uri="http://schemas.openxmlformats.org/drawingml/2006/picture">
+                <pic:pic>
+                  <pic:nvPicPr>
+                    <pic:cNvPr id="0" name="16_dashboard_alertes_tableau.png"/>
+                    <pic:cNvPicPr/>
+                  </pic:nvPicPr>
+                  <pic:blipFill>
+                    <a:blip r:embed="rId16"/>
+                    <a:stretch>
+                      <a:fillRect/>
+                    </a:stretch>
+                  </pic:blipFill>
+                  <pic:spPr>
+                    <a:xfrm>
+                      <a:off x="0" y="0"/>
+                      <a:ext cx="5303520" cy="1728772"/>
+                    </a:xfrm>
+                    <a:prstGeom prst="rect"/>
+                  </pic:spPr>
+                </pic:pic>
+              </a:graphicData>
+            </a:graphic>
+          </wp:inline>
+        </w:drawing>
+      </w:r>
+    </w:p>
+    <w:p>
+      <w:pPr>
+        <w:jc w:val="center"/>
+      </w:pPr>
+      <w:r>
+        <w:rPr>
+          <w:i/>
+          <w:sz w:val="18"/>
+        </w:rPr>
+        <w:t>Figure - Capacite operationnelle demontree : systeme d'alertes avec priorisation et export CSV, pret pour la phase pilote</w:t>
       </w:r>
     </w:p>
     <w:tbl>
